--- a/LCS_Sprint1_Metricas_Proyecto_y_Producto.docx
+++ b/LCS_Sprint1_Metricas_Proyecto_y_Producto.docx
@@ -4,60 +4,77 @@
   <w:body>
     <w:p>
       <w:pPr>
-        <w:spacing w:after="20"/>
+        <w:spacing w:before="880"/>
+        <w:jc w:val="center"/>
+        <w:rPr>
+          <w:lang w:val="es-AR"/>
+        </w:rPr>
       </w:pPr>
       <w:r>
         <w:rPr>
           <w:b/>
-          <w:color w:val="595959"/>
-          <w:sz w:val="20"/>
+          <w:color w:val="2F5597"/>
+          <w:sz w:val="24"/>
+          <w:lang w:val="es-AR"/>
         </w:rPr>
         <w:t>TECNICATURA UNIVERSITARIA EN INFORMÁTICA</w:t>
       </w:r>
     </w:p>
     <w:p>
       <w:pPr>
-        <w:spacing w:after="40"/>
+        <w:jc w:val="center"/>
+        <w:rPr>
+          <w:lang w:val="es-AR"/>
+        </w:rPr>
       </w:pPr>
       <w:r>
         <w:rPr>
-          <w:rFonts w:ascii="Aptos Display" w:hAnsi="Aptos Display"/>
           <w:b/>
-          <w:color w:val="1F4E79"/>
-          <w:sz w:val="40"/>
+          <w:color w:val="17365D"/>
+          <w:sz w:val="30"/>
+          <w:lang w:val="es-AR"/>
         </w:rPr>
         <w:t>Laboratorio de Construcción de Software</w:t>
       </w:r>
     </w:p>
     <w:p>
       <w:pPr>
-        <w:spacing w:after="160"/>
+        <w:jc w:val="center"/>
       </w:pPr>
       <w:r>
         <w:rPr>
-          <w:color w:val="1F4E79"/>
-          <w:sz w:val="18"/>
+          <w:rFonts w:ascii="MS Gothic" w:eastAsia="MS Gothic" w:hAnsi="MS Gothic" w:cs="MS Gothic" w:hint="eastAsia"/>
+          <w:color w:val="B4C6E7"/>
         </w:rPr>
         <w:t>━━━━━━━━━━━━━━━━━━━━━━━━━━━━━━━━━━━━</w:t>
       </w:r>
     </w:p>
     <w:p>
       <w:pPr>
-        <w:spacing w:after="40"/>
+        <w:spacing w:before="560"/>
+        <w:jc w:val="center"/>
       </w:pPr>
       <w:r>
         <w:rPr>
           <w:b/>
-          <w:color w:val="595959"/>
-          <w:sz w:val="24"/>
+          <w:color w:val="2F5597"/>
+          <w:sz w:val="26"/>
         </w:rPr>
         <w:t>SPRINT 1</w:t>
       </w:r>
     </w:p>
     <w:p>
       <w:pPr>
-        <w:spacing w:after="40"/>
+        <w:spacing w:before="200"/>
+        <w:jc w:val="center"/>
+        <w:rPr>
+          <w:rFonts w:ascii="Aptos Display" w:hAnsi="Aptos Display" w:hint="eastAsia"/>
+          <w:b/>
+          <w:color w:val="1F4E79"/>
+          <w:sz w:val="50"/>
+        </w:rPr>
       </w:pPr>
+      <w:proofErr w:type="spellStart"/>
       <w:r>
         <w:rPr>
           <w:rFonts w:ascii="Aptos Display" w:hAnsi="Aptos Display"/>
@@ -65,54 +82,177 @@
           <w:color w:val="1F4E79"/>
           <w:sz w:val="50"/>
         </w:rPr>
-        <w:t>Métricas del proyecto y del producto</w:t>
+        <w:t>Métricas</w:t>
       </w:r>
+      <w:proofErr w:type="spellEnd"/>
+      <w:r>
+        <w:rPr>
+          <w:rFonts w:ascii="Aptos Display" w:hAnsi="Aptos Display"/>
+          <w:b/>
+          <w:color w:val="1F4E79"/>
+          <w:sz w:val="50"/>
+        </w:rPr>
+        <w:t xml:space="preserve"> del Proyecto y del </w:t>
+      </w:r>
+      <w:proofErr w:type="spellStart"/>
+      <w:r>
+        <w:rPr>
+          <w:rFonts w:ascii="Aptos Display" w:hAnsi="Aptos Display"/>
+          <w:b/>
+          <w:color w:val="1F4E79"/>
+          <w:sz w:val="50"/>
+        </w:rPr>
+        <w:t>producto</w:t>
+      </w:r>
+      <w:proofErr w:type="spellEnd"/>
     </w:p>
     <w:p>
       <w:pPr>
-        <w:spacing w:after="320"/>
+        <w:spacing w:before="200"/>
+        <w:jc w:val="center"/>
       </w:pPr>
+      <w:proofErr w:type="spellStart"/>
       <w:r>
         <w:rPr>
-          <w:color w:val="595959"/>
-          <w:sz w:val="26"/>
+          <w:i/>
+          <w:color w:val="666666"/>
+          <w:sz w:val="24"/>
         </w:rPr>
-        <w:t>Definición inicial para seguimiento, medición y toma de decisiones</w:t>
+        <w:t>Definición</w:t>
       </w:r>
+      <w:proofErr w:type="spellEnd"/>
+      <w:r>
+        <w:rPr>
+          <w:i/>
+          <w:color w:val="666666"/>
+          <w:sz w:val="24"/>
+        </w:rPr>
+        <w:t xml:space="preserve"> </w:t>
+      </w:r>
+      <w:proofErr w:type="spellStart"/>
+      <w:r>
+        <w:rPr>
+          <w:i/>
+          <w:color w:val="666666"/>
+          <w:sz w:val="24"/>
+        </w:rPr>
+        <w:t>inicial</w:t>
+      </w:r>
+      <w:proofErr w:type="spellEnd"/>
+      <w:r>
+        <w:rPr>
+          <w:i/>
+          <w:color w:val="666666"/>
+          <w:sz w:val="24"/>
+        </w:rPr>
+        <w:t xml:space="preserve"> para </w:t>
+      </w:r>
+      <w:proofErr w:type="spellStart"/>
+      <w:r>
+        <w:rPr>
+          <w:i/>
+          <w:color w:val="666666"/>
+          <w:sz w:val="24"/>
+        </w:rPr>
+        <w:t>seguimiento</w:t>
+      </w:r>
+      <w:proofErr w:type="spellEnd"/>
+      <w:r>
+        <w:rPr>
+          <w:i/>
+          <w:color w:val="666666"/>
+          <w:sz w:val="24"/>
+        </w:rPr>
+        <w:t xml:space="preserve">, </w:t>
+      </w:r>
+      <w:proofErr w:type="spellStart"/>
+      <w:r>
+        <w:rPr>
+          <w:i/>
+          <w:color w:val="666666"/>
+          <w:sz w:val="24"/>
+        </w:rPr>
+        <w:t>medición</w:t>
+      </w:r>
+      <w:proofErr w:type="spellEnd"/>
+      <w:r>
+        <w:rPr>
+          <w:i/>
+          <w:color w:val="666666"/>
+          <w:sz w:val="24"/>
+        </w:rPr>
+        <w:t xml:space="preserve"> y </w:t>
+      </w:r>
+      <w:proofErr w:type="spellStart"/>
+      <w:r>
+        <w:rPr>
+          <w:i/>
+          <w:color w:val="666666"/>
+          <w:sz w:val="24"/>
+        </w:rPr>
+        <w:t>toma</w:t>
+      </w:r>
+      <w:proofErr w:type="spellEnd"/>
+      <w:r>
+        <w:rPr>
+          <w:i/>
+          <w:color w:val="666666"/>
+          <w:sz w:val="24"/>
+        </w:rPr>
+        <w:t xml:space="preserve"> de </w:t>
+      </w:r>
+      <w:proofErr w:type="spellStart"/>
+      <w:r>
+        <w:rPr>
+          <w:i/>
+          <w:color w:val="666666"/>
+          <w:sz w:val="24"/>
+        </w:rPr>
+        <w:t>decisiones</w:t>
+      </w:r>
+      <w:proofErr w:type="spellEnd"/>
+    </w:p>
+    <w:p>
+      <w:pPr>
+        <w:spacing w:before="840"/>
+      </w:pPr>
     </w:p>
     <w:tbl>
       <w:tblPr>
-        <w:tblStyle w:val="Tablaconcuadrcula"/>
         <w:tblW w:w="0" w:type="auto"/>
         <w:jc w:val="center"/>
         <w:tblLayout w:type="fixed"/>
         <w:tblLook w:val="04A0" w:firstRow="1" w:lastRow="0" w:firstColumn="1" w:lastColumn="0" w:noHBand="0" w:noVBand="1"/>
       </w:tblPr>
       <w:tblGrid>
-        <w:gridCol w:w="5112"/>
-        <w:gridCol w:w="5112"/>
+        <w:gridCol w:w="4703"/>
+        <w:gridCol w:w="4703"/>
       </w:tblGrid>
       <w:tr>
         <w:trPr>
+          <w:cantSplit/>
           <w:jc w:val="center"/>
         </w:trPr>
         <w:tc>
           <w:tcPr>
-            <w:tcW w:w="5112" w:type="dxa"/>
-            <w:shd w:val="clear" w:color="auto" w:fill="1F4E79"/>
+            <w:tcW w:w="4703" w:type="dxa"/>
+            <w:shd w:val="clear" w:color="auto" w:fill="F3F6FA"/>
             <w:tcMar>
-              <w:top w:w="100" w:type="dxa"/>
-              <w:left w:w="110" w:type="dxa"/>
-              <w:bottom w:w="100" w:type="dxa"/>
-              <w:right w:w="110" w:type="dxa"/>
+              <w:top w:w="120" w:type="dxa"/>
+              <w:left w:w="160" w:type="dxa"/>
+              <w:bottom w:w="120" w:type="dxa"/>
+              <w:right w:w="160" w:type="dxa"/>
             </w:tcMar>
+            <w:vAlign w:val="center"/>
           </w:tcPr>
           <w:p>
+            <w:pPr>
+              <w:spacing w:after="0"/>
+            </w:pPr>
             <w:r>
               <w:rPr>
                 <w:b/>
-                <w:color w:val="FFFFFF"/>
-                <w:sz w:val="19"/>
+                <w:color w:val="17365D"/>
               </w:rPr>
               <w:t>Proyecto</w:t>
             </w:r>
@@ -120,163 +260,251 @@
         </w:tc>
         <w:tc>
           <w:tcPr>
-            <w:tcW w:w="5112" w:type="dxa"/>
+            <w:tcW w:w="4703" w:type="dxa"/>
             <w:tcMar>
-              <w:top w:w="100" w:type="dxa"/>
-              <w:left w:w="110" w:type="dxa"/>
-              <w:bottom w:w="100" w:type="dxa"/>
-              <w:right w:w="110" w:type="dxa"/>
+              <w:top w:w="120" w:type="dxa"/>
+              <w:left w:w="160" w:type="dxa"/>
+              <w:bottom w:w="120" w:type="dxa"/>
+              <w:right w:w="160" w:type="dxa"/>
             </w:tcMar>
+            <w:vAlign w:val="center"/>
           </w:tcPr>
           <w:p>
+            <w:pPr>
+              <w:spacing w:after="0"/>
+              <w:rPr>
+                <w:lang w:val="es-AR"/>
+              </w:rPr>
+            </w:pPr>
             <w:r>
               <w:rPr>
-                <w:sz w:val="19"/>
+                <w:lang w:val="es-AR"/>
               </w:rPr>
-              <w:t xml:space="preserve">¿Me quedo o </w:t>
-            </w:r>
-            <w:r>
-              <w:rPr>
-                <w:sz w:val="19"/>
-              </w:rPr>
-              <w:t>me voy? — Laboratorio de experimentación, movimiento y física</w:t>
+              <w:t>¿Me quedo o me voy? — Laboratorio de experimentación, movimiento y física</w:t>
             </w:r>
           </w:p>
         </w:tc>
       </w:tr>
       <w:tr>
         <w:trPr>
+          <w:cantSplit/>
           <w:jc w:val="center"/>
         </w:trPr>
         <w:tc>
           <w:tcPr>
-            <w:tcW w:w="5112" w:type="dxa"/>
-            <w:shd w:val="clear" w:color="auto" w:fill="1F4E79"/>
+            <w:tcW w:w="4703" w:type="dxa"/>
+            <w:shd w:val="clear" w:color="auto" w:fill="F3F6FA"/>
             <w:tcMar>
-              <w:top w:w="100" w:type="dxa"/>
-              <w:left w:w="110" w:type="dxa"/>
-              <w:bottom w:w="100" w:type="dxa"/>
-              <w:right w:w="110" w:type="dxa"/>
+              <w:top w:w="120" w:type="dxa"/>
+              <w:left w:w="160" w:type="dxa"/>
+              <w:bottom w:w="120" w:type="dxa"/>
+              <w:right w:w="160" w:type="dxa"/>
             </w:tcMar>
+            <w:vAlign w:val="center"/>
           </w:tcPr>
           <w:p>
+            <w:pPr>
+              <w:spacing w:after="0"/>
+            </w:pPr>
+            <w:proofErr w:type="spellStart"/>
             <w:r>
               <w:rPr>
                 <w:b/>
-                <w:color w:val="FFFFFF"/>
-                <w:sz w:val="19"/>
+                <w:color w:val="17365D"/>
               </w:rPr>
-              <w:t>Equipo / integrantes</w:t>
+              <w:t>Equipo</w:t>
             </w:r>
+            <w:proofErr w:type="spellEnd"/>
+            <w:r>
+              <w:rPr>
+                <w:b/>
+                <w:color w:val="17365D"/>
+              </w:rPr>
+              <w:t xml:space="preserve"> / </w:t>
+            </w:r>
+            <w:proofErr w:type="spellStart"/>
+            <w:r>
+              <w:rPr>
+                <w:b/>
+                <w:color w:val="17365D"/>
+              </w:rPr>
+              <w:t>integrantes</w:t>
+            </w:r>
+            <w:proofErr w:type="spellEnd"/>
           </w:p>
         </w:tc>
         <w:tc>
           <w:tcPr>
-            <w:tcW w:w="5112" w:type="dxa"/>
+            <w:tcW w:w="4703" w:type="dxa"/>
             <w:tcMar>
-              <w:top w:w="100" w:type="dxa"/>
-              <w:left w:w="110" w:type="dxa"/>
-              <w:bottom w:w="100" w:type="dxa"/>
-              <w:right w:w="110" w:type="dxa"/>
+              <w:top w:w="120" w:type="dxa"/>
+              <w:left w:w="160" w:type="dxa"/>
+              <w:bottom w:w="120" w:type="dxa"/>
+              <w:right w:w="160" w:type="dxa"/>
             </w:tcMar>
+            <w:vAlign w:val="center"/>
           </w:tcPr>
           <w:p>
+            <w:pPr>
+              <w:spacing w:after="0"/>
+              <w:rPr>
+                <w:lang w:val="es-AR"/>
+              </w:rPr>
+            </w:pPr>
             <w:r>
               <w:rPr>
-                <w:sz w:val="19"/>
+                <w:lang w:val="es-AR"/>
               </w:rPr>
-              <w:t>Ulises Fonseca - Lucas Huber - Nicolas Gauna</w:t>
+              <w:t xml:space="preserve">Ulises Fonseca - Lucas Huber </w:t>
+            </w:r>
+            <w:r>
+              <w:rPr>
+                <w:lang w:val="es-AR"/>
+              </w:rPr>
+              <w:t>–</w:t>
+            </w:r>
+            <w:r>
+              <w:rPr>
+                <w:lang w:val="es-AR"/>
+              </w:rPr>
+              <w:t xml:space="preserve"> N</w:t>
+            </w:r>
+            <w:r>
+              <w:rPr>
+                <w:lang w:val="es-AR"/>
+              </w:rPr>
+              <w:t>icolas Gauna</w:t>
             </w:r>
           </w:p>
         </w:tc>
       </w:tr>
       <w:tr>
         <w:trPr>
+          <w:cantSplit/>
           <w:jc w:val="center"/>
         </w:trPr>
         <w:tc>
           <w:tcPr>
-            <w:tcW w:w="5112" w:type="dxa"/>
-            <w:shd w:val="clear" w:color="auto" w:fill="1F4E79"/>
+            <w:tcW w:w="4703" w:type="dxa"/>
+            <w:shd w:val="clear" w:color="auto" w:fill="F3F6FA"/>
             <w:tcMar>
-              <w:top w:w="100" w:type="dxa"/>
-              <w:left w:w="110" w:type="dxa"/>
-              <w:bottom w:w="100" w:type="dxa"/>
-              <w:right w:w="110" w:type="dxa"/>
+              <w:top w:w="120" w:type="dxa"/>
+              <w:left w:w="160" w:type="dxa"/>
+              <w:bottom w:w="120" w:type="dxa"/>
+              <w:right w:w="160" w:type="dxa"/>
             </w:tcMar>
+            <w:vAlign w:val="center"/>
           </w:tcPr>
           <w:p>
+            <w:pPr>
+              <w:spacing w:after="0"/>
+            </w:pPr>
+            <w:proofErr w:type="spellStart"/>
             <w:r>
               <w:rPr>
                 <w:b/>
-                <w:color w:val="FFFFFF"/>
-                <w:sz w:val="19"/>
+                <w:color w:val="17365D"/>
               </w:rPr>
               <w:t>Docentes</w:t>
             </w:r>
+            <w:proofErr w:type="spellEnd"/>
           </w:p>
         </w:tc>
         <w:tc>
           <w:tcPr>
-            <w:tcW w:w="5112" w:type="dxa"/>
+            <w:tcW w:w="4703" w:type="dxa"/>
             <w:tcMar>
-              <w:top w:w="100" w:type="dxa"/>
-              <w:left w:w="110" w:type="dxa"/>
-              <w:bottom w:w="100" w:type="dxa"/>
-              <w:right w:w="110" w:type="dxa"/>
+              <w:top w:w="120" w:type="dxa"/>
+              <w:left w:w="160" w:type="dxa"/>
+              <w:bottom w:w="120" w:type="dxa"/>
+              <w:right w:w="160" w:type="dxa"/>
             </w:tcMar>
+            <w:vAlign w:val="center"/>
           </w:tcPr>
           <w:p>
+            <w:pPr>
+              <w:spacing w:after="0"/>
+              <w:rPr>
+                <w:lang w:val="es-AR"/>
+              </w:rPr>
+            </w:pPr>
             <w:r>
               <w:rPr>
-                <w:sz w:val="19"/>
+                <w:lang w:val="es-AR"/>
               </w:rPr>
-              <w:t>Juan Carlos Monteros - Amin Yamil Sajud</w:t>
+              <w:t xml:space="preserve">Juan Carlos Monteros - </w:t>
             </w:r>
+            <w:r>
+              <w:rPr>
+                <w:lang w:val="es-AR"/>
+              </w:rPr>
+              <w:t>A</w:t>
+            </w:r>
+            <w:r>
+              <w:rPr>
+                <w:lang w:val="es-AR"/>
+              </w:rPr>
+              <w:t xml:space="preserve">min Yamil </w:t>
+            </w:r>
+            <w:proofErr w:type="spellStart"/>
+            <w:r>
+              <w:rPr>
+                <w:lang w:val="es-AR"/>
+              </w:rPr>
+              <w:t>Sajud</w:t>
+            </w:r>
+            <w:proofErr w:type="spellEnd"/>
           </w:p>
         </w:tc>
       </w:tr>
       <w:tr>
         <w:trPr>
+          <w:cantSplit/>
           <w:jc w:val="center"/>
         </w:trPr>
         <w:tc>
           <w:tcPr>
-            <w:tcW w:w="5112" w:type="dxa"/>
-            <w:shd w:val="clear" w:color="auto" w:fill="1F4E79"/>
+            <w:tcW w:w="4703" w:type="dxa"/>
+            <w:shd w:val="clear" w:color="auto" w:fill="F3F6FA"/>
             <w:tcMar>
-              <w:top w:w="100" w:type="dxa"/>
-              <w:left w:w="110" w:type="dxa"/>
-              <w:bottom w:w="100" w:type="dxa"/>
-              <w:right w:w="110" w:type="dxa"/>
+              <w:top w:w="120" w:type="dxa"/>
+              <w:left w:w="160" w:type="dxa"/>
+              <w:bottom w:w="120" w:type="dxa"/>
+              <w:right w:w="160" w:type="dxa"/>
             </w:tcMar>
+            <w:vAlign w:val="center"/>
           </w:tcPr>
           <w:p>
+            <w:pPr>
+              <w:spacing w:after="0"/>
+            </w:pPr>
+            <w:proofErr w:type="spellStart"/>
             <w:r>
               <w:rPr>
                 <w:b/>
-                <w:color w:val="FFFFFF"/>
-                <w:sz w:val="19"/>
+                <w:color w:val="17365D"/>
               </w:rPr>
               <w:t>Comisión</w:t>
             </w:r>
+            <w:proofErr w:type="spellEnd"/>
           </w:p>
         </w:tc>
         <w:tc>
           <w:tcPr>
-            <w:tcW w:w="5112" w:type="dxa"/>
+            <w:tcW w:w="4703" w:type="dxa"/>
             <w:tcMar>
-              <w:top w:w="100" w:type="dxa"/>
-              <w:left w:w="110" w:type="dxa"/>
-              <w:bottom w:w="100" w:type="dxa"/>
-              <w:right w:w="110" w:type="dxa"/>
+              <w:top w:w="120" w:type="dxa"/>
+              <w:left w:w="160" w:type="dxa"/>
+              <w:bottom w:w="120" w:type="dxa"/>
+              <w:right w:w="160" w:type="dxa"/>
             </w:tcMar>
+            <w:vAlign w:val="center"/>
           </w:tcPr>
           <w:p>
+            <w:pPr>
+              <w:spacing w:after="0"/>
+            </w:pPr>
             <w:r>
-              <w:rPr>
-                <w:sz w:val="19"/>
-              </w:rPr>
               <w:t>N° 1</w:t>
             </w:r>
           </w:p>
@@ -284,45 +512,52 @@
       </w:tr>
       <w:tr>
         <w:trPr>
+          <w:cantSplit/>
           <w:jc w:val="center"/>
         </w:trPr>
         <w:tc>
           <w:tcPr>
-            <w:tcW w:w="5112" w:type="dxa"/>
-            <w:shd w:val="clear" w:color="auto" w:fill="1F4E79"/>
+            <w:tcW w:w="4703" w:type="dxa"/>
+            <w:shd w:val="clear" w:color="auto" w:fill="F3F6FA"/>
             <w:tcMar>
-              <w:top w:w="100" w:type="dxa"/>
-              <w:left w:w="110" w:type="dxa"/>
-              <w:bottom w:w="100" w:type="dxa"/>
-              <w:right w:w="110" w:type="dxa"/>
+              <w:top w:w="120" w:type="dxa"/>
+              <w:left w:w="160" w:type="dxa"/>
+              <w:bottom w:w="120" w:type="dxa"/>
+              <w:right w:w="160" w:type="dxa"/>
             </w:tcMar>
+            <w:vAlign w:val="center"/>
           </w:tcPr>
           <w:p>
+            <w:pPr>
+              <w:spacing w:after="0"/>
+            </w:pPr>
+            <w:proofErr w:type="spellStart"/>
             <w:r>
               <w:rPr>
                 <w:b/>
-                <w:color w:val="FFFFFF"/>
-                <w:sz w:val="19"/>
+                <w:color w:val="17365D"/>
               </w:rPr>
               <w:t>Fecha</w:t>
             </w:r>
+            <w:proofErr w:type="spellEnd"/>
           </w:p>
         </w:tc>
         <w:tc>
           <w:tcPr>
-            <w:tcW w:w="5112" w:type="dxa"/>
+            <w:tcW w:w="4703" w:type="dxa"/>
             <w:tcMar>
-              <w:top w:w="100" w:type="dxa"/>
-              <w:left w:w="110" w:type="dxa"/>
-              <w:bottom w:w="100" w:type="dxa"/>
-              <w:right w:w="110" w:type="dxa"/>
+              <w:top w:w="120" w:type="dxa"/>
+              <w:left w:w="160" w:type="dxa"/>
+              <w:bottom w:w="120" w:type="dxa"/>
+              <w:right w:w="160" w:type="dxa"/>
             </w:tcMar>
+            <w:vAlign w:val="center"/>
           </w:tcPr>
           <w:p>
+            <w:pPr>
+              <w:spacing w:after="0"/>
+            </w:pPr>
             <w:r>
-              <w:rPr>
-                <w:sz w:val="19"/>
-              </w:rPr>
               <w:t>17 de Agosto de 2026</w:t>
             </w:r>
           </w:p>
@@ -331,27 +566,244 @@
     </w:tbl>
     <w:p>
       <w:pPr>
-        <w:spacing w:before="360"/>
+        <w:pStyle w:val="NormalWeb"/>
+        <w:spacing w:before="0" w:beforeAutospacing="0" w:after="0" w:afterAutospacing="0"/>
+        <w:jc w:val="center"/>
+        <w:rPr>
+          <w:color w:val="666666"/>
+          <w:sz w:val="19"/>
+          <w:lang w:val="es-AR"/>
+        </w:rPr>
       </w:pPr>
       <w:r>
         <w:rPr>
-          <w:i/>
-          <w:color w:val="595959"/>
-          <w:sz w:val="20"/>
+          <w:color w:val="666666"/>
+          <w:sz w:val="19"/>
+          <w:lang w:val="es-AR"/>
         </w:rPr>
-        <w:t xml:space="preserve">Documento de definición de </w:t>
+        <w:br/>
       </w:r>
       <w:r>
         <w:rPr>
-          <w:i/>
-          <w:color w:val="595959"/>
-          <w:sz w:val="20"/>
+          <w:color w:val="666666"/>
+          <w:sz w:val="19"/>
+          <w:lang w:val="es-AR"/>
         </w:rPr>
-        <w:t>métricas y seguimiento del Sprint 1</w:t>
+        <w:br/>
       </w:r>
       <w:r>
-        <w:br w:type="page"/>
+        <w:rPr>
+          <w:color w:val="666666"/>
+          <w:sz w:val="19"/>
+          <w:lang w:val="es-AR"/>
+        </w:rPr>
+        <w:br/>
       </w:r>
+      <w:r>
+        <w:rPr>
+          <w:color w:val="666666"/>
+          <w:sz w:val="19"/>
+          <w:lang w:val="es-AR"/>
+        </w:rPr>
+        <w:br/>
+      </w:r>
+      <w:r>
+        <w:rPr>
+          <w:color w:val="666666"/>
+          <w:sz w:val="19"/>
+          <w:lang w:val="es-AR"/>
+        </w:rPr>
+        <w:t xml:space="preserve">Documento de </w:t>
+      </w:r>
+      <w:r>
+        <w:rPr>
+          <w:color w:val="666666"/>
+          <w:sz w:val="19"/>
+          <w:lang w:val="es-AR"/>
+        </w:rPr>
+        <w:t>definición de métricas y seguimiento</w:t>
+      </w:r>
+    </w:p>
+    <w:p>
+      <w:pPr>
+        <w:pStyle w:val="NormalWeb"/>
+        <w:spacing w:before="0" w:beforeAutospacing="0" w:after="0" w:afterAutospacing="0"/>
+        <w:jc w:val="center"/>
+        <w:rPr>
+          <w:color w:val="666666"/>
+          <w:sz w:val="19"/>
+          <w:lang w:val="es-AR"/>
+        </w:rPr>
+      </w:pPr>
+    </w:p>
+    <w:p>
+      <w:pPr>
+        <w:pStyle w:val="NormalWeb"/>
+        <w:spacing w:before="0" w:beforeAutospacing="0" w:after="0" w:afterAutospacing="0"/>
+        <w:jc w:val="center"/>
+        <w:rPr>
+          <w:color w:val="666666"/>
+          <w:sz w:val="19"/>
+          <w:lang w:val="es-AR"/>
+        </w:rPr>
+      </w:pPr>
+    </w:p>
+    <w:p>
+      <w:pPr>
+        <w:pStyle w:val="NormalWeb"/>
+        <w:spacing w:before="0" w:beforeAutospacing="0" w:after="0" w:afterAutospacing="0"/>
+        <w:jc w:val="center"/>
+        <w:rPr>
+          <w:color w:val="666666"/>
+          <w:sz w:val="19"/>
+          <w:lang w:val="es-AR"/>
+        </w:rPr>
+      </w:pPr>
+    </w:p>
+    <w:p>
+      <w:pPr>
+        <w:pStyle w:val="NormalWeb"/>
+        <w:spacing w:before="0" w:beforeAutospacing="0" w:after="0" w:afterAutospacing="0"/>
+        <w:jc w:val="center"/>
+        <w:rPr>
+          <w:color w:val="666666"/>
+          <w:sz w:val="19"/>
+          <w:lang w:val="es-AR"/>
+        </w:rPr>
+      </w:pPr>
+    </w:p>
+    <w:p>
+      <w:pPr>
+        <w:pStyle w:val="NormalWeb"/>
+        <w:spacing w:before="0" w:beforeAutospacing="0" w:after="0" w:afterAutospacing="0"/>
+        <w:jc w:val="center"/>
+        <w:rPr>
+          <w:color w:val="666666"/>
+          <w:sz w:val="19"/>
+          <w:lang w:val="es-AR"/>
+        </w:rPr>
+      </w:pPr>
+    </w:p>
+    <w:p>
+      <w:pPr>
+        <w:pStyle w:val="NormalWeb"/>
+        <w:spacing w:before="0" w:beforeAutospacing="0" w:after="0" w:afterAutospacing="0"/>
+        <w:jc w:val="center"/>
+        <w:rPr>
+          <w:color w:val="666666"/>
+          <w:sz w:val="19"/>
+          <w:lang w:val="es-AR"/>
+        </w:rPr>
+      </w:pPr>
+    </w:p>
+    <w:p>
+      <w:pPr>
+        <w:pStyle w:val="NormalWeb"/>
+        <w:spacing w:before="0" w:beforeAutospacing="0" w:after="0" w:afterAutospacing="0"/>
+        <w:jc w:val="center"/>
+        <w:rPr>
+          <w:color w:val="666666"/>
+          <w:sz w:val="19"/>
+          <w:lang w:val="es-AR"/>
+        </w:rPr>
+      </w:pPr>
+    </w:p>
+    <w:p>
+      <w:pPr>
+        <w:pStyle w:val="NormalWeb"/>
+        <w:spacing w:before="0" w:beforeAutospacing="0" w:after="0" w:afterAutospacing="0"/>
+        <w:jc w:val="center"/>
+        <w:rPr>
+          <w:color w:val="666666"/>
+          <w:sz w:val="19"/>
+          <w:lang w:val="es-AR"/>
+        </w:rPr>
+      </w:pPr>
+    </w:p>
+    <w:p>
+      <w:pPr>
+        <w:pStyle w:val="NormalWeb"/>
+        <w:spacing w:before="0" w:beforeAutospacing="0" w:after="0" w:afterAutospacing="0"/>
+        <w:jc w:val="center"/>
+        <w:rPr>
+          <w:color w:val="666666"/>
+          <w:sz w:val="19"/>
+          <w:lang w:val="es-AR"/>
+        </w:rPr>
+      </w:pPr>
+    </w:p>
+    <w:p>
+      <w:pPr>
+        <w:pStyle w:val="NormalWeb"/>
+        <w:spacing w:before="0" w:beforeAutospacing="0" w:after="0" w:afterAutospacing="0"/>
+        <w:jc w:val="center"/>
+        <w:rPr>
+          <w:color w:val="666666"/>
+          <w:sz w:val="19"/>
+          <w:lang w:val="es-AR"/>
+        </w:rPr>
+      </w:pPr>
+    </w:p>
+    <w:p>
+      <w:pPr>
+        <w:pStyle w:val="NormalWeb"/>
+        <w:spacing w:before="0" w:beforeAutospacing="0" w:after="0" w:afterAutospacing="0"/>
+        <w:jc w:val="center"/>
+        <w:rPr>
+          <w:color w:val="666666"/>
+          <w:sz w:val="19"/>
+          <w:lang w:val="es-AR"/>
+        </w:rPr>
+      </w:pPr>
+    </w:p>
+    <w:p>
+      <w:pPr>
+        <w:pStyle w:val="NormalWeb"/>
+        <w:spacing w:before="0" w:beforeAutospacing="0" w:after="0" w:afterAutospacing="0"/>
+        <w:jc w:val="center"/>
+        <w:rPr>
+          <w:color w:val="666666"/>
+          <w:sz w:val="19"/>
+          <w:lang w:val="es-AR"/>
+        </w:rPr>
+      </w:pPr>
+    </w:p>
+    <w:p>
+      <w:pPr>
+        <w:pStyle w:val="NormalWeb"/>
+        <w:spacing w:before="0" w:beforeAutospacing="0" w:after="0" w:afterAutospacing="0"/>
+        <w:jc w:val="center"/>
+        <w:rPr>
+          <w:color w:val="666666"/>
+          <w:sz w:val="19"/>
+          <w:lang w:val="es-AR"/>
+        </w:rPr>
+      </w:pPr>
+    </w:p>
+    <w:p>
+      <w:pPr>
+        <w:pStyle w:val="NormalWeb"/>
+        <w:spacing w:before="0" w:beforeAutospacing="0" w:after="0" w:afterAutospacing="0"/>
+        <w:jc w:val="center"/>
+        <w:rPr>
+          <w:color w:val="666666"/>
+          <w:sz w:val="19"/>
+          <w:lang w:val="es-AR"/>
+        </w:rPr>
+      </w:pPr>
+    </w:p>
+    <w:p>
+      <w:pPr>
+        <w:pStyle w:val="NormalWeb"/>
+        <w:spacing w:before="0" w:beforeAutospacing="0" w:after="0" w:afterAutospacing="0"/>
+        <w:jc w:val="center"/>
+        <w:rPr>
+          <w:rFonts w:ascii="Aptos" w:hAnsi="Aptos"/>
+          <w:color w:val="1F1F1F"/>
+          <w:sz w:val="21"/>
+          <w:szCs w:val="21"/>
+        </w:rPr>
+      </w:pPr>
     </w:p>
     <w:p>
       <w:pPr>
@@ -364,18 +816,12 @@
     </w:p>
     <w:p>
       <w:r>
-        <w:t>El objetivo de este documento es definir un conjunto inicial de métricas que permita observar la evolución del proyecto y del producto durante los sprints, detectar desvíos y utilizar evidencia</w:t>
-      </w:r>
-      <w:r>
-        <w:t xml:space="preserve"> concreta para tomar decisiones.</w:t>
+        <w:t>El objetivo de este documento es definir un conjunto inicial de métricas que permita observar la evolución del proyecto y del producto durante los sprints, detectar desvíos y utilizar evidencia concreta para tomar decisiones.</w:t>
       </w:r>
     </w:p>
     <w:p>
       <w:r>
-        <w:t>La consigna del TP exige definir métricas desde el Sprint 1 y actualizarlas durante los sprints siguientes. Por ese motivo, las métricas seleccionadas se plantean como un esquema inicial y evolutivo: podrán ajustarse si dur</w:t>
-      </w:r>
-      <w:r>
-        <w:t>ante el desarrollo se comprueba que alguna medición no aporta información útil o si aparece una nueva necesidad de seguimiento.</w:t>
+        <w:t>La consigna del TP exige definir métricas desde el Sprint 1 y actualizarlas durante los sprints siguientes. Por ese motivo, las métricas seleccionadas se plantean como un esquema inicial y evolutivo: podrán ajustarse si durante el desarrollo se comprueba que alguna medición no aporta información útil o si aparece una nueva necesidad de seguimiento.</w:t>
       </w:r>
     </w:p>
     <w:p>
@@ -388,10 +834,7 @@
     </w:p>
     <w:p>
       <w:r>
-        <w:t>Se priorizaron métricas sencillas de obtener con las herramientas ya utilizadas por el eq</w:t>
-      </w:r>
-      <w:r>
-        <w:t>uipo y que puedan relacionarse directamente con decisiones del proyecto. Se evita utilizar métricas que generen trabajo administrativo excesivo o que puedan interpretarse como una medición individual de productividad.</w:t>
+        <w:t>Se priorizaron métricas sencillas de obtener con las herramientas ya utilizadas por el equipo y que puedan relacionarse directamente con decisiones del proyecto. Se evita utilizar métricas que generen trabajo administrativo excesivo o que puedan interpretarse como una medición individual de productividad.</w:t>
       </w:r>
     </w:p>
     <w:p>
@@ -405,10 +848,7 @@
         <w:t xml:space="preserve">• </w:t>
       </w:r>
       <w:r>
-        <w:t>Las métricas deben poder actualizars</w:t>
-      </w:r>
-      <w:r>
-        <w:t>e con información disponible en Jira, GitHub, el registro de pruebas y el propio prototipo.</w:t>
+        <w:t>Las métricas deben poder actualizarse con información disponible en Jira, GitHub, el registro de pruebas y el propio prototipo.</w:t>
       </w:r>
     </w:p>
     <w:p>
@@ -450,10 +890,7 @@
         <w:t xml:space="preserve">• </w:t>
       </w:r>
       <w:r>
-        <w:t>L</w:t>
-      </w:r>
-      <w:r>
-        <w:t>as métricas del producto deben estar vinculadas al cumplimiento de los requisitos obligatorios y a los resultados de las pruebas.</w:t>
+        <w:t>Las métricas del producto deben estar vinculadas al cumplimiento de los requisitos obligatorios y a los resultados de las pruebas.</w:t>
       </w:r>
     </w:p>
     <w:p>
@@ -467,10 +904,7 @@
         <w:t xml:space="preserve">• </w:t>
       </w:r>
       <w:r>
-        <w:t xml:space="preserve">Los valores serán interpretados en contexto; una métrica aislada no se utilizará para evaluar el desempeño individual de un </w:t>
-      </w:r>
-      <w:r>
-        <w:t>integrante.</w:t>
+        <w:t>Los valores serán interpretados en contexto; una métrica aislada no se utilizará para evaluar el desempeño individual de un integrante.</w:t>
       </w:r>
     </w:p>
     <w:p>
@@ -798,13 +1232,7 @@
               <w:rPr>
                 <w:sz w:val="13"/>
               </w:rPr>
-              <w:t xml:space="preserve">Permite observar si el equipo está </w:t>
-            </w:r>
-            <w:r>
-              <w:rPr>
-                <w:sz w:val="13"/>
-              </w:rPr>
-              <w:t>comprometiendo una cantidad de trabajo acorde a su capacidad.</w:t>
+              <w:t>Permite observar si el equipo está comprometiendo una cantidad de trabajo acorde a su capacidad.</w:t>
             </w:r>
           </w:p>
         </w:tc>
@@ -943,13 +1371,7 @@
               <w:rPr>
                 <w:sz w:val="13"/>
               </w:rPr>
-              <w:t xml:space="preserve">Ayuda a visualizar rápidamente </w:t>
-            </w:r>
-            <w:r>
-              <w:rPr>
-                <w:sz w:val="13"/>
-              </w:rPr>
-              <w:t>cuánto trabajo resta y si se concentra demasiado trabajo hacia el final.</w:t>
+              <w:t>Ayuda a visualizar rápidamente cuánto trabajo resta y si se concentra demasiado trabajo hacia el final.</w:t>
             </w:r>
           </w:p>
         </w:tc>
@@ -1088,13 +1510,7 @@
               <w:rPr>
                 <w:sz w:val="13"/>
               </w:rPr>
-              <w:t>Un aumento indica necesidad de co</w:t>
-            </w:r>
-            <w:r>
-              <w:rPr>
-                <w:sz w:val="13"/>
-              </w:rPr>
-              <w:t>ordinación, ayuda técnica o replanteo del trabajo.</w:t>
+              <w:t>Un aumento indica necesidad de coordinación, ayuda técnica o replanteo del trabajo.</w:t>
             </w:r>
           </w:p>
         </w:tc>
@@ -1233,13 +1649,7 @@
               <w:rPr>
                 <w:sz w:val="13"/>
               </w:rPr>
-              <w:t xml:space="preserve">Permite comprobar si la </w:t>
-            </w:r>
-            <w:r>
-              <w:rPr>
-                <w:sz w:val="13"/>
-              </w:rPr>
-              <w:t>exposición del proyecto aumenta o disminuye y si las mitigaciones funcionan.</w:t>
+              <w:t>Permite comprobar si la exposición del proyecto aumenta o disminuye y si las mitigaciones funcionan.</w:t>
             </w:r>
           </w:p>
         </w:tc>
@@ -1321,13 +1731,7 @@
               <w:rPr>
                 <w:sz w:val="13"/>
               </w:rPr>
-              <w:t>Con</w:t>
-            </w:r>
-            <w:r>
-              <w:rPr>
-                <w:sz w:val="13"/>
-              </w:rPr>
-              <w:t>teo de casos de retrabajo significativo</w:t>
+              <w:t>Conteo de casos de retrabajo significativo</w:t>
             </w:r>
           </w:p>
         </w:tc>
@@ -1447,13 +1851,7 @@
               <w:rPr>
                 <w:sz w:val="13"/>
               </w:rPr>
-              <w:t>Propo</w:t>
-            </w:r>
-            <w:r>
-              <w:rPr>
-                <w:sz w:val="13"/>
-              </w:rPr>
-              <w:t>rción del alcance funcional mínimo que se encuentra implementado y aceptado.</w:t>
+              <w:t>Proporción del alcance funcional mínimo que se encuentra implementado y aceptado.</w:t>
             </w:r>
           </w:p>
         </w:tc>
@@ -1529,13 +1927,7 @@
               <w:rPr>
                 <w:sz w:val="13"/>
               </w:rPr>
-              <w:t xml:space="preserve">Muestra avance real hacia el </w:t>
-            </w:r>
-            <w:r>
-              <w:rPr>
-                <w:sz w:val="13"/>
-              </w:rPr>
-              <w:t>objetivo del TP y evita confundir cantidad de tareas con valor funcional.</w:t>
+              <w:t>Muestra avance real hacia el objetivo del TP y evita confundir cantidad de tareas con valor funcional.</w:t>
             </w:r>
           </w:p>
         </w:tc>
@@ -1560,10 +1952,7 @@
     </w:p>
     <w:p>
       <w:r>
-        <w:t>El número de commits, líneas de código o tareas cerradas por integrante no se utilizará para comparar productividad i</w:t>
-      </w:r>
-      <w:r>
-        <w:t>ndividual. Estos valores pueden ser útiles como evidencia de trazabilidad o actividad del repositorio, pero no representan por sí solos la dificultad, calidad o valor del trabajo realizado.</w:t>
+        <w:t>El número de commits, líneas de código o tareas cerradas por integrante no se utilizará para comparar productividad individual. Estos valores pueden ser útiles como evidencia de trazabilidad o actividad del repositorio, pero no representan por sí solos la dificultad, calidad o valor del trabajo realizado.</w:t>
       </w:r>
     </w:p>
     <w:p>
@@ -1576,10 +1965,7 @@
     </w:p>
     <w:p>
       <w:r>
-        <w:t>Las métricas del producto buscan observar</w:t>
-      </w:r>
-      <w:r>
-        <w:t xml:space="preserve"> si el prototipo cumple correctamente las funcionalidades requeridas y si su comportamiento mejora a medida que avanza el desarrollo.</w:t>
+        <w:t>Las métricas del producto buscan observar si el prototipo cumple correctamente las funcionalidades requeridas y si su comportamiento mejora a medida que avanza el desarrollo.</w:t>
       </w:r>
     </w:p>
     <w:tbl>
@@ -2172,13 +2558,7 @@
               <w:rPr>
                 <w:sz w:val="13"/>
               </w:rPr>
-              <w:t>Permite priorizar correcciones y evitar llegar al final con defecto</w:t>
-            </w:r>
-            <w:r>
-              <w:rPr>
-                <w:sz w:val="13"/>
-              </w:rPr>
-              <w:t>s críticos acumulados.</w:t>
+              <w:t>Permite priorizar correcciones y evitar llegar al final con defectos críticos acumulados.</w:t>
             </w:r>
           </w:p>
         </w:tc>
@@ -2317,13 +2697,7 @@
               <w:rPr>
                 <w:sz w:val="13"/>
               </w:rPr>
-              <w:t xml:space="preserve">Permite observar la capacidad del </w:t>
-            </w:r>
-            <w:r>
-              <w:rPr>
-                <w:sz w:val="13"/>
-              </w:rPr>
-              <w:t>equipo para eliminar problemas detectados.</w:t>
+              <w:t>Permite observar la capacidad del equipo para eliminar problemas detectados.</w:t>
             </w:r>
           </w:p>
         </w:tc>
@@ -2544,13 +2918,7 @@
               <w:rPr>
                 <w:sz w:val="13"/>
               </w:rPr>
-              <w:t xml:space="preserve">(Pruebas </w:t>
-            </w:r>
-            <w:r>
-              <w:rPr>
-                <w:sz w:val="13"/>
-              </w:rPr>
-              <w:t>multiplayer OK / pruebas multiplayer ejecutadas) × 100</w:t>
+              <w:t>(Pruebas multiplayer OK / pruebas multiplayer ejecutadas) × 100</w:t>
             </w:r>
           </w:p>
         </w:tc>
@@ -2644,10 +3012,7 @@
     </w:p>
     <w:p>
       <w:r>
-        <w:t>Si durante la experimentación resultan útiles, el equipo podrá registrar indicadores técnicos adicionales, por ejemplo rendimiento aproximado (FPS), errores de sincronización observados o situaciones de colisión incorrecta. Estos indic</w:t>
-      </w:r>
-      <w:r>
-        <w:t>adores se consideran complementarios y no reemplazan las métricas funcionales anteriores.</w:t>
+        <w:t>Si durante la experimentación resultan útiles, el equipo podrá registrar indicadores técnicos adicionales, por ejemplo rendimiento aproximado (FPS), errores de sincronización observados o situaciones de colisión incorrecta. Estos indicadores se consideran complementarios y no reemplazan las métricas funcionales anteriores.</w:t>
       </w:r>
     </w:p>
     <w:p>
@@ -2660,10 +3025,7 @@
     </w:p>
     <w:p>
       <w:r>
-        <w:t>Durante el Sprint 1 varias métricas del producto todavía no pueden medirse de manera significativa porque el objetivo principal es investig</w:t>
-      </w:r>
-      <w:r>
-        <w:t>ar, planificar y realizar una prueba de concepto. Por lo tanto, este sprint se utiliza principalmente para establecer la línea base y preparar los mecanismos de medición.</w:t>
+        <w:t>Durante el Sprint 1 varias métricas del producto todavía no pueden medirse de manera significativa porque el objetivo principal es investigar, planificar y realizar una prueba de concepto. Por lo tanto, este sprint se utiliza principalmente para establecer la línea base y preparar los mecanismos de medición.</w:t>
       </w:r>
     </w:p>
     <w:tbl>
@@ -2754,13 +3116,7 @@
               <w:rPr>
                 <w:sz w:val="16"/>
               </w:rPr>
-              <w:t>Se calculará al cierre utiliza</w:t>
-            </w:r>
-            <w:r>
-              <w:rPr>
-                <w:sz w:val="16"/>
-              </w:rPr>
-              <w:t>ndo el estado final de las 10 actividades del backlog.</w:t>
+              <w:t>Se calculará al cierre utilizando el estado final de las 10 actividades del backlog.</w:t>
             </w:r>
           </w:p>
         </w:tc>
@@ -2848,13 +3204,7 @@
               <w:rPr>
                 <w:sz w:val="16"/>
               </w:rPr>
-              <w:t xml:space="preserve">Su valor </w:t>
-            </w:r>
-            <w:r>
-              <w:rPr>
-                <w:sz w:val="16"/>
-              </w:rPr>
-              <w:t>inicial será bajo, ya que la construcción efectiva del núcleo comienza en Sprint 2. Esto no se interpreta como un problema.</w:t>
+              <w:t>Su valor inicial será bajo, ya que la construcción efectiva del núcleo comienza en Sprint 2. Esto no se interpreta como un problema.</w:t>
             </w:r>
           </w:p>
         </w:tc>
@@ -2898,13 +3248,7 @@
               <w:rPr>
                 <w:sz w:val="16"/>
               </w:rPr>
-              <w:t>Se comenzarán a medir de forma sistemática cuando existan funcionalidades implementadas. La prueba de concepto p</w:t>
-            </w:r>
-            <w:r>
-              <w:rPr>
-                <w:sz w:val="16"/>
-              </w:rPr>
-              <w:t>uede generar los primeros registros.</w:t>
+              <w:t>Se comenzarán a medir de forma sistemática cuando existan funcionalidades implementadas. La prueba de concepto puede generar los primeros registros.</w:t>
             </w:r>
           </w:p>
         </w:tc>
@@ -2965,10 +3309,7 @@
     </w:p>
     <w:p>
       <w:r>
-        <w:t>La actualización de métricas</w:t>
-      </w:r>
-      <w:r>
-        <w:t xml:space="preserve"> será responsabilidad compartida del equipo. No se requiere generar un informe nuevo cada día: los valores se actualizarán cuando exista nueva evidencia y se revisarán al menos al cierre de cada sprint.</w:t>
+        <w:t>La actualización de métricas será responsabilidad compartida del equipo. No se requiere generar un informe nuevo cada día: los valores se actualizarán cuando exista nueva evidencia y se revisarán al menos al cierre de cada sprint.</w:t>
       </w:r>
     </w:p>
     <w:p>
@@ -2982,10 +3323,7 @@
         <w:t xml:space="preserve">• </w:t>
       </w:r>
       <w:r>
-        <w:t>Jira será la fuente principal para estados de tarea</w:t>
-      </w:r>
-      <w:r>
-        <w:t>s, trabajo pendiente y funcionalidades comprometidas.</w:t>
+        <w:t>Jira será la fuente principal para estados de tareas, trabajo pendiente y funcionalidades comprometidas.</w:t>
       </w:r>
     </w:p>
     <w:p>
@@ -3027,10 +3365,7 @@
         <w:t xml:space="preserve">• </w:t>
       </w:r>
       <w:r>
-        <w:t>GitHu</w:t>
-      </w:r>
-      <w:r>
-        <w:t>b conservará evidencia de la evolución del proyecto y de la documentación, aunque la cantidad de commits no se utilizará como medida de productividad individual.</w:t>
+        <w:t>GitHub conservará evidencia de la evolución del proyecto y de la documentación, aunque la cantidad de commits no se utilizará como medida de productividad individual.</w:t>
       </w:r>
     </w:p>
     <w:p>
@@ -3044,10 +3379,7 @@
         <w:t xml:space="preserve">• </w:t>
       </w:r>
       <w:r>
-        <w:t>Discord y las reuniones de coordinación se utilizarán para comunicar bloqueos o resultados q</w:t>
-      </w:r>
-      <w:r>
-        <w:t>ue requieran interpretación conjunta.</w:t>
+        <w:t>Discord y las reuniones de coordinación se utilizarán para comunicar bloqueos o resultados que requieran interpretación conjunta.</w:t>
       </w:r>
     </w:p>
     <w:p>
@@ -3060,10 +3392,7 @@
     </w:p>
     <w:p>
       <w:r>
-        <w:t xml:space="preserve">Al finalizar cada sprint se recomienda conservar una tabla breve con el valor obtenido de cada métrica aplicable y una observación. Esto permitirá comparar sprints y explicar en la </w:t>
-      </w:r>
-      <w:r>
-        <w:t>presentación final cómo evolucionó el proyecto.</w:t>
+        <w:t>Al finalizar cada sprint se recomienda conservar una tabla breve con el valor obtenido de cada métrica aplicable y una observación. Esto permitirá comparar sprints y explicar en la presentación final cómo evolucionó el proyecto.</w:t>
       </w:r>
     </w:p>
     <w:tbl>
@@ -3489,13 +3818,7 @@
               <w:rPr>
                 <w:sz w:val="16"/>
               </w:rPr>
-              <w:t xml:space="preserve">Muchas tareas quedan </w:t>
-            </w:r>
-            <w:r>
-              <w:rPr>
-                <w:sz w:val="16"/>
-              </w:rPr>
-              <w:t>pendientes al cierre del sprint</w:t>
+              <w:t>Muchas tareas quedan pendientes al cierre del sprint</w:t>
             </w:r>
           </w:p>
         </w:tc>
@@ -3557,13 +3880,7 @@
               <w:rPr>
                 <w:sz w:val="16"/>
               </w:rPr>
-              <w:t>Realizar una reunión breve, pedir ayuda o investigar una alternativa técnica antes de seguir acumulando t</w:t>
-            </w:r>
-            <w:r>
-              <w:rPr>
-                <w:sz w:val="16"/>
-              </w:rPr>
-              <w:t>rabajo.</w:t>
+              <w:t>Realizar una reunión breve, pedir ayuda o investigar una alternativa técnica antes de seguir acumulando trabajo.</w:t>
             </w:r>
           </w:p>
         </w:tc>
@@ -3649,13 +3966,7 @@
               <w:rPr>
                 <w:sz w:val="16"/>
               </w:rPr>
-              <w:t xml:space="preserve">Tratar el networking como riesgo activo y dedicar tiempo específico a </w:t>
-            </w:r>
-            <w:r>
-              <w:rPr>
-                <w:sz w:val="16"/>
-              </w:rPr>
-              <w:t>replicación/sincronización.</w:t>
+              <w:t>Tratar el networking como riesgo activo y dedicar tiempo específico a replicación/sincronización.</w:t>
             </w:r>
           </w:p>
         </w:tc>
@@ -3741,13 +4052,7 @@
               <w:rPr>
                 <w:sz w:val="16"/>
               </w:rPr>
-              <w:t>Modificarla o retirarla documentando el motivo, en lugar de manten</w:t>
-            </w:r>
-            <w:r>
-              <w:rPr>
-                <w:sz w:val="16"/>
-              </w:rPr>
-              <w:t>erla solo por burocracia.</w:t>
+              <w:t>Modificarla o retirarla documentando el motivo, en lugar de mantenerla solo por burocracia.</w:t>
             </w:r>
           </w:p>
         </w:tc>
@@ -3764,10 +4069,7 @@
     </w:p>
     <w:p>
       <w:r>
-        <w:t xml:space="preserve">El conjunto inicial de métricas busca aportar evidencia suficiente para seguir el avance sin convertir la medición en una carga administrativa. Las métricas del proyecto se concentran en cumplimiento del </w:t>
-      </w:r>
-      <w:r>
-        <w:t>sprint, trabajo pendiente, bloqueos, riesgos, retrabajo y avance del alcance obligatorio. Las métricas del producto se concentran en criterios de aceptación, resultados de pruebas, defectos y validación de las mecánicas principales, incluyendo multiplayer.</w:t>
+        <w:t>El conjunto inicial de métricas busca aportar evidencia suficiente para seguir el avance sin convertir la medición en una carga administrativa. Las métricas del proyecto se concentran en cumplimiento del sprint, trabajo pendiente, bloqueos, riesgos, retrabajo y avance del alcance obligatorio. Las métricas del producto se concentran en criterios de aceptación, resultados de pruebas, defectos y validación de las mecánicas principales, incluyendo multiplayer.</w:t>
       </w:r>
     </w:p>
     <w:p>
@@ -15526,6 +15828,23 @@
       <w:sz w:val="19"/>
     </w:rPr>
   </w:style>
+  <w:style w:type="paragraph" w:styleId="NormalWeb">
+    <w:name w:val="Normal (Web)"/>
+    <w:basedOn w:val="Normal"/>
+    <w:uiPriority w:val="99"/>
+    <w:unhideWhenUsed/>
+    <w:rsid w:val="00844CCF"/>
+    <w:pPr>
+      <w:spacing w:before="100" w:beforeAutospacing="1" w:after="100" w:afterAutospacing="1" w:line="240" w:lineRule="auto"/>
+    </w:pPr>
+    <w:rPr>
+      <w:rFonts w:ascii="Times New Roman" w:eastAsia="Times New Roman" w:hAnsi="Times New Roman" w:cs="Times New Roman"/>
+      <w:color w:val="auto"/>
+      <w:sz w:val="24"/>
+      <w:szCs w:val="24"/>
+      <w:lang w:val="es-ES" w:eastAsia="es-ES"/>
+    </w:rPr>
+  </w:style>
 </w:styles>
 </file>
 
